--- a/보관본/러시아 인권변호사/Word/5부/5부_9화_크릴로프의_최후.docx
+++ b/보관본/러시아 인권변호사/Word/5부/5부_9화_크릴로프의_최후.docx
@@ -36,7 +36,7 @@
           <w:i w:val="0"/>
           <w:sz w:val="22"/>
         </w:rPr>
-        <w:t>세르게이 알렉산드로비치 크릴로프 장군(보안 블록 책임자) / 알렉세이 “료샤” 오를로프(대통령) / 이리나 마르첸코(대통령 법률 자문) / 카탸 리시나(대통령 행정실장) / 키릴 안드레예비치 스미르노프(국가재정투명성청장) / 아나스타시야(나스탸) 드미트리예브나(국가재정투명성청 공동 책임자) / 이졸다 티모페예브나 소콜로바(수석 감사역) / 베니아민 올레고비치 스트레시네프(포렌식 회계사) / 수사관 올레그 마르첸코 / 퇴역 장교 니콜라이 이고레비치 예르쇼프(신규, 진실을 아는 자) / 안나 오를로바(료샤의 어머니, 전화) / 대령 아베린(언급만)</w:t>
+        <w:t>세르게이 알렉산드로비치 크릴로프 장군(보안 블록 책임자) / 알렉세이 “료샤” 오를로프(대통령) / 이리나 마르첸코(대통령 법률 자문) / 카탸 리시나(대통령 행정실장) / 키릴 안드레예비치 스미르노프(국가재정투명성청장) / 아나스타시야(나스탸) 드미트리예브나(국가재정투명성청 공동 책임자) / 이졸다 티모페예브나 소콜로바(수석 감사역) / 베니아민 올레고비치 스트레시네프(포렌식 회계사) / 수사관 올레그 마르첸코 / 퇴역 장교 바실리 이고레비치 예르쇼프(신규, 진실을 아는 자) / 안나 오를로바(료샤의 어머니, 전화) / 대령 아베린(언급만)</w:t>
       </w:r>
     </w:p>
     <w:p>
@@ -1104,7 +1104,7 @@
           <w:i w:val="0"/>
           <w:sz w:val="22"/>
         </w:rPr>
-        <w:t>Спрашиваем сейчас, Николай Игоревич.</w:t>
+        <w:t>Спрашиваем сейчас, Василий Игоревич.</w:t>
       </w:r>
     </w:p>
     <w:p>

--- a/보관본/러시아 인권변호사/Word/5부/5부_9화_크릴로프의_최후.docx
+++ b/보관본/러시아 인권변호사/Word/5부/5부_9화_크릴로프의_최후.docx
@@ -62,7 +62,7 @@
           <w:i w:val="0"/>
           <w:sz w:val="22"/>
         </w:rPr>
-        <w:t>8화로부터 두 달 뒤, 취임 아홉 달째. 국가재정투명성청이 파벨 살해 청부금의 흐름을 추적하다가, 3년 전 다리야 볼코바 실종 당일의 송금과 같은 결제 사슬을 발견한다.</w:t>
+        <w:t>8화로부터 두 달 뒤, 취임 아홉 달째. 국가재정투명성청이 파벨 살해 청부금의 흐름을 추적하다가, 4년 전 다리야 볼코바 실종 당일의 송금과 같은 결제 사슬을 발견한다.</w:t>
       </w:r>
     </w:p>
     <w:p>
@@ -193,7 +193,7 @@
           <w:i w:val="0"/>
           <w:sz w:val="22"/>
         </w:rPr>
-        <w:t>Та же структура использовалась три года назад. Другой перевод, другая сумма. Но тот же посредник, та же цепочка компаний.</w:t>
+        <w:t>Та же структура использовалась четыре года назад. Другой перевод, другая сумма. Но тот же посредник, та же цепочка компаний.</w:t>
       </w:r>
     </w:p>
     <w:p>
@@ -707,7 +707,7 @@
           <w:i w:val="0"/>
           <w:sz w:val="22"/>
         </w:rPr>
-        <w:t>Нашли финансовый след. Тот же посредник, что оплатил убийство Паши, использовался и три года назад.</w:t>
+        <w:t>Нашли финансовый след. Тот же посредник, что оплатил убийство Паши, использовался и четыре года назад.</w:t>
       </w:r>
     </w:p>
     <w:p>
@@ -1127,7 +1127,7 @@
           <w:i w:val="0"/>
           <w:sz w:val="22"/>
         </w:rPr>
-        <w:t>Три года назад мне приказали организовать «нейтрализацию угрозы». Не сказали, кого. Просто дали адрес и время.</w:t>
+        <w:t>Четыре года назад мне приказали организовать «нейтрализацию угрозы». Не сказали, кого. Просто дали адрес и время.</w:t>
       </w:r>
     </w:p>
     <w:p>
@@ -3802,7 +3802,7 @@
           <w:i w:val="0"/>
           <w:sz w:val="22"/>
         </w:rPr>
-        <w:t xml:space="preserve"> — 조시마 장로가 회상하는, 죽어 가던 형 마르켈의 말. 크릴로프가 "몰랐다, 의심했다, 묻지 않았다"는 자신의 방조를 인정하며 사임의 이유로 인용한다(장면 10). 법은 죄를 찾지 못해도 양심은 찾는다는 그의 마지막 판단과 겹친다.</w:t>
+        <w:t xml:space="preserve"> — 한국어 해설: 조시마 장로가 회상하는, 죽어 가던 형 마르켈의 말. 크릴로프가 "몰랐다, 의심했다, 묻지 않았다"는 자신의 방조를 인정하며 사임의 이유로 인용한다(장면 10). 법은 죄를 찾지 못해도 양심은 찾는다는 그의 마지막 판단과 겹친다.</w:t>
       </w:r>
     </w:p>
     <w:p>

--- a/보관본/러시아 인권변호사/Word/5부/5부_9화_크릴로프의_최후.docx
+++ b/보관본/러시아 인권변호사/Word/5부/5부_9화_크릴로프의_최후.docx
@@ -36,7 +36,7 @@
           <w:i w:val="0"/>
           <w:sz w:val="22"/>
         </w:rPr>
-        <w:t>세르게이 알렉산드로비치 크릴로프 장군(보안 블록 책임자) / 알렉세이 “료샤” 오를로프(대통령) / 이리나 마르첸코(대통령 법률 자문) / 카탸 리시나(대통령 행정실장) / 키릴 안드레예비치 스미르노프(국가재정투명성청장) / 아나스타시야(나스탸) 드미트리예브나(국가재정투명성청 공동 책임자) / 이졸다 티모페예브나 소콜로바(수석 감사역) / 베니아민 올레고비치 스트레시네프(포렌식 회계사) / 수사관 올레그 마르첸코 / 퇴역 장교 바실리 이고레비치 예르쇼프(신규, 진실을 아는 자) / 안나 오를로바(료샤의 어머니, 전화) / 대령 아베린(언급만)</w:t>
+        <w:t>세르게이 알렉산드로비치 크릴로프 장군(보안 블록 책임자) / 알렉세이 “료샤” 오를로프(대통령) / 이리나 마르첸코(대통령 법률 자문) / 카탸 리시나(대통령 행정실장) / 키릴 안드레예비치 스미르노프(국가재정투명성청장) / 아나스타시야(나스탸) 드미트리예브나(국가재정투명성청 공동 책임자) / 이졸다 티모페예브나 소콜로바(수석 감사역) / 베니아민 올레고비치 스트레시네프(포렌식 회계사) / 수사관 콘스탄틴 마르첸코 / 퇴역 장교 바실리 이고레비치 예르쇼프(신규, 진실을 아는 자) / 안나 오를로바(료샤의 어머니, 전화) / 대령 아베린(언급만)</w:t>
       </w:r>
     </w:p>
     <w:p>
